--- a/mon/toan/khbd/lop12/KHBD_TOAN12_Bai7_HeTrucToaDo_T34-36.docx
+++ b/mon/toan/khbd/lop12/KHBD_TOAN12_Bai7_HeTrucToaDo_T34-36.docx
@@ -1536,7 +1536,7 @@
                 <w:rFonts w:ascii="Times New Roman" w:hAnsi="Times New Roman" w:eastAsia="Times New Roman" w:cs="Times New Roman"/>
                 <w:sz w:val="24"/>
               </w:rPr>
-              <w:t>5</w:t>
+              <w:t>7</w:t>
             </w:r>
           </w:p>
         </w:tc>
@@ -1640,7 +1640,7 @@
                 <w:rFonts w:ascii="Times New Roman" w:hAnsi="Times New Roman" w:eastAsia="Times New Roman" w:cs="Times New Roman"/>
                 <w:sz w:val="24"/>
               </w:rPr>
-              <w:t>25</w:t>
+              <w:t>23</w:t>
             </w:r>
           </w:p>
         </w:tc>
@@ -2058,7 +2058,7 @@
           <w:b/>
           <w:sz w:val="24"/>
         </w:rPr>
-        <w:t>1. Hoạt động 1: Mở đầu (5 phút)</w:t>
+        <w:t>1. Hoạt động 1: Mở đầu (7 phút)</w:t>
       </w:r>
     </w:p>
     <w:p>
@@ -2105,9 +2105,17 @@
       <w:r>
         <w:rPr>
           <w:rFonts w:ascii="Times New Roman" w:hAnsi="Times New Roman" w:eastAsia="Times New Roman" w:cs="Times New Roman"/>
-          <w:sz w:val="24"/>
-        </w:rPr>
-        <w:t>Tình huống mở đầu (SGK tr.60): Trong Hình 2.34, một chiếc bóng đèn được treo cách sàn nhà là 2 m, cách hai bức tường lần lượt là 1 m và 1,5 m. Kiến thức toán học nào giúp mô tả chính xác và ngắn gọn vị trí của chiếc bóng đèn trong không gian?</w:t>
+          <w:b/>
+          <w:sz w:val="24"/>
+        </w:rPr>
+        <w:t>Video mở đầu</w:t>
+      </w:r>
+      <w:r>
+        <w:rPr>
+          <w:rFonts w:ascii="Times New Roman" w:hAnsi="Times New Roman" w:eastAsia="Times New Roman" w:cs="Times New Roman"/>
+          <w:sz w:val="24"/>
+        </w:rPr>
+        <w:t xml:space="preserve"> (0 phút 53 giây; ảnh thật, lồng tiếng và phụ đề tiếng Việt): https://trangtu66.github.io/Taode_thi_online/mon/toan/video/lop12/VIDEO_MoDau_TOAN12_Bai7_HeTrucToaDo.mp4. GV chiếu đầu tiết (bản Full HD trên máy: KHBD_TOAN10\video_mo_dau\t12_bai7); HS quét mã QR để xem lại. Video chỉ nêu tình huống, câu hỏi – không nói đáp án.</w:t>
       </w:r>
     </w:p>
     <w:p>
@@ -2118,8 +2126,61 @@
       <w:r>
         <w:drawing>
           <wp:inline xmlns:a="http://schemas.openxmlformats.org/drawingml/2006/main" xmlns:pic="http://schemas.openxmlformats.org/drawingml/2006/picture">
+            <wp:extent cx="936000" cy="936000"/>
+            <wp:docPr id="2" name="Picture 2"/>
+            <wp:cNvGraphicFramePr>
+              <a:graphicFrameLocks noChangeAspect="1"/>
+            </wp:cNvGraphicFramePr>
+            <a:graphic>
+              <a:graphicData uri="http://schemas.openxmlformats.org/drawingml/2006/picture">
+                <pic:pic>
+                  <pic:nvPicPr>
+                    <pic:cNvPr id="0" name="QR_VideoMoDau_t12_bai7.png"/>
+                    <pic:cNvPicPr/>
+                  </pic:nvPicPr>
+                  <pic:blipFill>
+                    <a:blip r:embed="rId12"/>
+                    <a:stretch>
+                      <a:fillRect/>
+                    </a:stretch>
+                  </pic:blipFill>
+                  <pic:spPr>
+                    <a:xfrm>
+                      <a:off x="0" y="0"/>
+                      <a:ext cx="936000" cy="936000"/>
+                    </a:xfrm>
+                    <a:prstGeom prst="rect"/>
+                  </pic:spPr>
+                </pic:pic>
+              </a:graphicData>
+            </a:graphic>
+          </wp:inline>
+        </w:drawing>
+      </w:r>
+    </w:p>
+    <w:p>
+      <w:pPr>
+        <w:spacing w:before="0" w:after="60" w:line="264" w:lineRule="auto"/>
+        <w:jc w:val="both"/>
+      </w:pPr>
+      <w:r>
+        <w:rPr>
+          <w:rFonts w:ascii="Times New Roman" w:hAnsi="Times New Roman" w:eastAsia="Times New Roman" w:cs="Times New Roman"/>
+          <w:sz w:val="24"/>
+        </w:rPr>
+        <w:t>Tình huống mở đầu (SGK tr.60): Trong Hình 2.34, một chiếc bóng đèn được treo cách sàn nhà là 2 m, cách hai bức tường lần lượt là 1 m và 1,5 m. Kiến thức toán học nào giúp mô tả chính xác và ngắn gọn vị trí của chiếc bóng đèn trong không gian?</w:t>
+      </w:r>
+    </w:p>
+    <w:p>
+      <w:pPr>
+        <w:spacing w:before="40" w:after="80" w:line="264" w:lineRule="auto"/>
+        <w:jc w:val="center"/>
+      </w:pPr>
+      <w:r>
+        <w:drawing>
+          <wp:inline xmlns:a="http://schemas.openxmlformats.org/drawingml/2006/main" xmlns:pic="http://schemas.openxmlformats.org/drawingml/2006/picture">
             <wp:extent cx="1800000" cy="1460265"/>
-            <wp:docPr id="2" name="Picture 2"/>
+            <wp:docPr id="3" name="Picture 3"/>
             <wp:cNvGraphicFramePr>
               <a:graphicFrameLocks noChangeAspect="1"/>
             </wp:cNvGraphicFramePr>
@@ -2131,7 +2192,7 @@
                     <pic:cNvPicPr/>
                   </pic:nvPicPr>
                   <pic:blipFill>
-                    <a:blip r:embed="rId12"/>
+                    <a:blip r:embed="rId13"/>
                     <a:stretch>
                       <a:fillRect/>
                     </a:stretch>
@@ -2226,7 +2287,7 @@
           <w:rFonts w:ascii="Times New Roman" w:hAnsi="Times New Roman" w:eastAsia="Times New Roman" w:cs="Times New Roman"/>
           <w:sz w:val="24"/>
         </w:rPr>
-        <w:t xml:space="preserve"> GV chiếu Hình 2.34; chỉ vào một bóng đèn trong lớp học, hỏi cách mô tả vị trí của nó.</w:t>
+        <w:t xml:space="preserve"> GV chiếu video mở đầu (0 phút 53 giây). Sau video, GV chiếu Hình 2.34; chỉ vào một bóng đèn trong lớp học, hỏi cách mô tả vị trí của nó.</w:t>
       </w:r>
     </w:p>
     <w:p>
@@ -2331,7 +2392,7 @@
           <w:b/>
           <w:sz w:val="24"/>
         </w:rPr>
-        <w:t>2. Hoạt động 2: Hình thành kiến thức mới (85 phút)</w:t>
+        <w:t>2. Hoạt động 2: Hình thành kiến thức mới (83 phút)</w:t>
       </w:r>
     </w:p>
     <w:p>
@@ -2532,7 +2593,7 @@
         <w:drawing>
           <wp:inline xmlns:a="http://schemas.openxmlformats.org/drawingml/2006/main" xmlns:pic="http://schemas.openxmlformats.org/drawingml/2006/picture">
             <wp:extent cx="1440000" cy="1183030"/>
-            <wp:docPr id="3" name="Picture 3"/>
+            <wp:docPr id="4" name="Picture 4"/>
             <wp:cNvGraphicFramePr>
               <a:graphicFrameLocks noChangeAspect="1"/>
             </wp:cNvGraphicFramePr>
@@ -2544,7 +2605,7 @@
                     <pic:cNvPicPr/>
                   </pic:nvPicPr>
                   <pic:blipFill>
-                    <a:blip r:embed="rId13"/>
+                    <a:blip r:embed="rId14"/>
                     <a:stretch>
                       <a:fillRect/>
                     </a:stretch>
@@ -3321,7 +3382,7 @@
         <w:drawing>
           <wp:inline xmlns:a="http://schemas.openxmlformats.org/drawingml/2006/main" xmlns:pic="http://schemas.openxmlformats.org/drawingml/2006/picture">
             <wp:extent cx="1296000" cy="1068556"/>
-            <wp:docPr id="4" name="Picture 4"/>
+            <wp:docPr id="5" name="Picture 5"/>
             <wp:cNvGraphicFramePr>
               <a:graphicFrameLocks noChangeAspect="1"/>
             </wp:cNvGraphicFramePr>
@@ -3333,7 +3394,7 @@
                     <pic:cNvPicPr/>
                   </pic:nvPicPr>
                   <pic:blipFill>
-                    <a:blip r:embed="rId14"/>
+                    <a:blip r:embed="rId15"/>
                     <a:stretch>
                       <a:fillRect/>
                     </a:stretch>
@@ -4597,7 +4658,7 @@
           <w:b/>
           <w:sz w:val="24"/>
         </w:rPr>
-        <w:t>2.2. Toạ độ của điểm trong không gian (25 phút + 7 phút ở Tiết 2)</w:t>
+        <w:t>2.2. Toạ độ của điểm trong không gian (23 phút + 7 phút ở Tiết 2)</w:t>
       </w:r>
     </w:p>
     <w:p>
@@ -4932,7 +4993,7 @@
         <w:drawing>
           <wp:inline xmlns:a="http://schemas.openxmlformats.org/drawingml/2006/main" xmlns:pic="http://schemas.openxmlformats.org/drawingml/2006/picture">
             <wp:extent cx="1440000" cy="1187285"/>
-            <wp:docPr id="5" name="Picture 5"/>
+            <wp:docPr id="6" name="Picture 6"/>
             <wp:cNvGraphicFramePr>
               <a:graphicFrameLocks noChangeAspect="1"/>
             </wp:cNvGraphicFramePr>
@@ -4944,7 +5005,7 @@
                     <pic:cNvPicPr/>
                   </pic:nvPicPr>
                   <pic:blipFill>
-                    <a:blip r:embed="rId15"/>
+                    <a:blip r:embed="rId16"/>
                     <a:stretch>
                       <a:fillRect/>
                     </a:stretch>
@@ -5479,7 +5540,7 @@
         <w:drawing>
           <wp:inline xmlns:a="http://schemas.openxmlformats.org/drawingml/2006/main" xmlns:pic="http://schemas.openxmlformats.org/drawingml/2006/picture">
             <wp:extent cx="1440000" cy="1271890"/>
-            <wp:docPr id="6" name="Picture 6"/>
+            <wp:docPr id="7" name="Picture 7"/>
             <wp:cNvGraphicFramePr>
               <a:graphicFrameLocks noChangeAspect="1"/>
             </wp:cNvGraphicFramePr>
@@ -5488,252 +5549,6 @@
                 <pic:pic>
                   <pic:nvPicPr>
                     <pic:cNvPr id="0" name="h238.png"/>
-                    <pic:cNvPicPr/>
-                  </pic:nvPicPr>
-                  <pic:blipFill>
-                    <a:blip r:embed="rId16"/>
-                    <a:stretch>
-                      <a:fillRect/>
-                    </a:stretch>
-                  </pic:blipFill>
-                  <pic:spPr>
-                    <a:xfrm>
-                      <a:off x="0" y="0"/>
-                      <a:ext cx="1440000" cy="1271890"/>
-                    </a:xfrm>
-                    <a:prstGeom prst="rect"/>
-                  </pic:spPr>
-                </pic:pic>
-              </a:graphicData>
-            </a:graphic>
-          </wp:inline>
-        </w:drawing>
-      </w:r>
-    </w:p>
-    <w:p>
-      <w:pPr>
-        <w:spacing w:before="0" w:after="60" w:line="264" w:lineRule="auto"/>
-        <w:jc w:val="both"/>
-      </w:pPr>
-      <w:r>
-        <w:rPr>
-          <w:rFonts w:ascii="Times New Roman" w:hAnsi="Times New Roman" w:eastAsia="Times New Roman" w:cs="Times New Roman"/>
-          <w:i/>
-          <w:sz w:val="24"/>
-        </w:rPr>
-        <w:t>Giải.</w:t>
-      </w:r>
-      <w:r>
-        <w:rPr>
-          <w:rFonts w:ascii="Times New Roman" w:hAnsi="Times New Roman" w:eastAsia="Times New Roman" w:cs="Times New Roman"/>
-          <w:sz w:val="24"/>
-        </w:rPr>
-        <w:t xml:space="preserve"> Trong Hình 2.38, </w:t>
-      </w:r>
-      <m:oMath>
-        <m:r>
-          <m:t>ABCM.FODE</m:t>
-        </m:r>
-      </m:oMath>
-      <w:r>
-        <w:rPr>
-          <w:rFonts w:ascii="Times New Roman" w:hAnsi="Times New Roman" w:eastAsia="Times New Roman" w:cs="Times New Roman"/>
-          <w:sz w:val="24"/>
-        </w:rPr>
-        <w:t xml:space="preserve"> là hình hộp chữ nhật. Áp dụng quy tắc hình hộp suy ra </w:t>
-      </w:r>
-      <m:oMath>
-        <m:acc>
-          <m:accPr>
-            <m:chr m:val="⃗"/>
-          </m:accPr>
-          <m:e>
-            <m:r>
-              <m:t>OM</m:t>
-            </m:r>
-          </m:e>
-        </m:acc>
-        <m:r>
-          <m:t>=</m:t>
-        </m:r>
-        <m:acc>
-          <m:accPr>
-            <m:chr m:val="⃗"/>
-          </m:accPr>
-          <m:e>
-            <m:r>
-              <m:t>OF</m:t>
-            </m:r>
-          </m:e>
-        </m:acc>
-        <m:r>
-          <m:t>+</m:t>
-        </m:r>
-        <m:acc>
-          <m:accPr>
-            <m:chr m:val="⃗"/>
-          </m:accPr>
-          <m:e>
-            <m:r>
-              <m:t>OD</m:t>
-            </m:r>
-          </m:e>
-        </m:acc>
-        <m:r>
-          <m:t>+</m:t>
-        </m:r>
-        <m:acc>
-          <m:accPr>
-            <m:chr m:val="⃗"/>
-          </m:accPr>
-          <m:e>
-            <m:r>
-              <m:t>OB</m:t>
-            </m:r>
-          </m:e>
-        </m:acc>
-        <m:r>
-          <m:t>=3</m:t>
-        </m:r>
-        <m:acc>
-          <m:accPr>
-            <m:chr m:val="⃗"/>
-          </m:accPr>
-          <m:e>
-            <m:r>
-              <m:t>i</m:t>
-            </m:r>
-          </m:e>
-        </m:acc>
-        <m:r>
-          <m:t>+4</m:t>
-        </m:r>
-        <m:acc>
-          <m:accPr>
-            <m:chr m:val="⃗"/>
-          </m:accPr>
-          <m:e>
-            <m:r>
-              <m:t>j</m:t>
-            </m:r>
-          </m:e>
-        </m:acc>
-        <m:r>
-          <m:t>+3</m:t>
-        </m:r>
-        <m:acc>
-          <m:accPr>
-            <m:chr m:val="⃗"/>
-          </m:accPr>
-          <m:e>
-            <m:r>
-              <m:t>k</m:t>
-            </m:r>
-          </m:e>
-        </m:acc>
-      </m:oMath>
-      <w:r>
-        <w:rPr>
-          <w:rFonts w:ascii="Times New Roman" w:hAnsi="Times New Roman" w:eastAsia="Times New Roman" w:cs="Times New Roman"/>
-          <w:sz w:val="24"/>
-        </w:rPr>
-        <w:t xml:space="preserve">. Vì vậy, toạ độ của điểm </w:t>
-      </w:r>
-      <m:oMath>
-        <m:r>
-          <m:t>M</m:t>
-        </m:r>
-      </m:oMath>
-      <w:r>
-        <w:rPr>
-          <w:rFonts w:ascii="Times New Roman" w:hAnsi="Times New Roman" w:eastAsia="Times New Roman" w:cs="Times New Roman"/>
-          <w:sz w:val="24"/>
-        </w:rPr>
-        <w:t xml:space="preserve"> là </w:t>
-      </w:r>
-      <m:oMath>
-        <m:d>
-          <m:dPr>
-            <m:sepChr m:val=""/>
-          </m:dPr>
-          <m:e>
-            <m:r>
-              <m:t>3</m:t>
-            </m:r>
-            <m:r>
-              <m:t>;</m:t>
-            </m:r>
-            <m:r>
-              <m:t>4</m:t>
-            </m:r>
-            <m:r>
-              <m:t>;</m:t>
-            </m:r>
-            <m:r>
-              <m:t>3</m:t>
-            </m:r>
-          </m:e>
-        </m:d>
-      </m:oMath>
-      <w:r>
-        <w:rPr>
-          <w:rFonts w:ascii="Times New Roman" w:hAnsi="Times New Roman" w:eastAsia="Times New Roman" w:cs="Times New Roman"/>
-          <w:sz w:val="24"/>
-        </w:rPr>
-        <w:t>.</w:t>
-      </w:r>
-    </w:p>
-    <w:p>
-      <w:pPr>
-        <w:spacing w:before="0" w:after="60" w:line="264" w:lineRule="auto"/>
-        <w:jc w:val="both"/>
-      </w:pPr>
-      <w:r>
-        <w:rPr>
-          <w:rFonts w:ascii="Times New Roman" w:hAnsi="Times New Roman" w:eastAsia="Times New Roman" w:cs="Times New Roman"/>
-          <w:b/>
-          <w:sz w:val="24"/>
-        </w:rPr>
-        <w:t>Luyện tập 2 (SGK tr.62).</w:t>
-      </w:r>
-      <w:r>
-        <w:rPr>
-          <w:rFonts w:ascii="Times New Roman" w:hAnsi="Times New Roman" w:eastAsia="Times New Roman" w:cs="Times New Roman"/>
-          <w:sz w:val="24"/>
-        </w:rPr>
-        <w:t xml:space="preserve"> Tìm toạ độ của điểm </w:t>
-      </w:r>
-      <m:oMath>
-        <m:r>
-          <m:t>N</m:t>
-        </m:r>
-      </m:oMath>
-      <w:r>
-        <w:rPr>
-          <w:rFonts w:ascii="Times New Roman" w:hAnsi="Times New Roman" w:eastAsia="Times New Roman" w:cs="Times New Roman"/>
-          <w:sz w:val="24"/>
-        </w:rPr>
-        <w:t xml:space="preserve"> trong Hình 2.39.</w:t>
-      </w:r>
-    </w:p>
-    <w:p>
-      <w:pPr>
-        <w:spacing w:before="40" w:after="80" w:line="264" w:lineRule="auto"/>
-        <w:jc w:val="center"/>
-      </w:pPr>
-      <w:r>
-        <w:drawing>
-          <wp:inline xmlns:a="http://schemas.openxmlformats.org/drawingml/2006/main" xmlns:pic="http://schemas.openxmlformats.org/drawingml/2006/picture">
-            <wp:extent cx="1440000" cy="1271890"/>
-            <wp:docPr id="7" name="Picture 7"/>
-            <wp:cNvGraphicFramePr>
-              <a:graphicFrameLocks noChangeAspect="1"/>
-            </wp:cNvGraphicFramePr>
-            <a:graphic>
-              <a:graphicData uri="http://schemas.openxmlformats.org/drawingml/2006/picture">
-                <pic:pic>
-                  <pic:nvPicPr>
-                    <pic:cNvPr id="0" name="h239.png"/>
                     <pic:cNvPicPr/>
                   </pic:nvPicPr>
                   <pic:blipFill>
@@ -5764,224 +5579,138 @@
       <w:r>
         <w:rPr>
           <w:rFonts w:ascii="Times New Roman" w:hAnsi="Times New Roman" w:eastAsia="Times New Roman" w:cs="Times New Roman"/>
-          <w:b/>
-          <w:sz w:val="24"/>
-        </w:rPr>
-        <w:t>Ví dụ 3 (SGK tr.62).</w:t>
-      </w:r>
-      <w:r>
-        <w:rPr>
-          <w:rFonts w:ascii="Times New Roman" w:hAnsi="Times New Roman" w:eastAsia="Times New Roman" w:cs="Times New Roman"/>
-          <w:sz w:val="24"/>
-        </w:rPr>
-        <w:t xml:space="preserve"> Trong không gian </w:t>
-      </w:r>
-      <m:oMath>
-        <m:r>
-          <m:t>Oxyz</m:t>
-        </m:r>
-      </m:oMath>
-      <w:r>
-        <w:rPr>
-          <w:rFonts w:ascii="Times New Roman" w:hAnsi="Times New Roman" w:eastAsia="Times New Roman" w:cs="Times New Roman"/>
-          <w:sz w:val="24"/>
-        </w:rPr>
-        <w:t xml:space="preserve">, cho hình hộp chữ nhật </w:t>
-      </w:r>
-      <m:oMath>
-        <m:r>
-          <m:t>ABCD.</m:t>
-        </m:r>
-        <m:sSup>
+          <w:i/>
+          <w:sz w:val="24"/>
+        </w:rPr>
+        <w:t>Giải.</w:t>
+      </w:r>
+      <w:r>
+        <w:rPr>
+          <w:rFonts w:ascii="Times New Roman" w:hAnsi="Times New Roman" w:eastAsia="Times New Roman" w:cs="Times New Roman"/>
+          <w:sz w:val="24"/>
+        </w:rPr>
+        <w:t xml:space="preserve"> Trong Hình 2.38, </w:t>
+      </w:r>
+      <m:oMath>
+        <m:r>
+          <m:t>ABCM.FODE</m:t>
+        </m:r>
+      </m:oMath>
+      <w:r>
+        <w:rPr>
+          <w:rFonts w:ascii="Times New Roman" w:hAnsi="Times New Roman" w:eastAsia="Times New Roman" w:cs="Times New Roman"/>
+          <w:sz w:val="24"/>
+        </w:rPr>
+        <w:t xml:space="preserve"> là hình hộp chữ nhật. Áp dụng quy tắc hình hộp suy ra </w:t>
+      </w:r>
+      <m:oMath>
+        <m:acc>
+          <m:accPr>
+            <m:chr m:val="⃗"/>
+          </m:accPr>
           <m:e>
             <m:r>
-              <m:t>A</m:t>
+              <m:t>OM</m:t>
             </m:r>
           </m:e>
-          <m:sup>
-            <m:r>
-              <m:t>′</m:t>
-            </m:r>
-          </m:sup>
-        </m:sSup>
-        <m:sSup>
+        </m:acc>
+        <m:r>
+          <m:t>=</m:t>
+        </m:r>
+        <m:acc>
+          <m:accPr>
+            <m:chr m:val="⃗"/>
+          </m:accPr>
           <m:e>
             <m:r>
-              <m:t>B</m:t>
+              <m:t>OF</m:t>
             </m:r>
           </m:e>
-          <m:sup>
-            <m:r>
-              <m:t>′</m:t>
-            </m:r>
-          </m:sup>
-        </m:sSup>
-        <m:sSup>
+        </m:acc>
+        <m:r>
+          <m:t>+</m:t>
+        </m:r>
+        <m:acc>
+          <m:accPr>
+            <m:chr m:val="⃗"/>
+          </m:accPr>
           <m:e>
             <m:r>
-              <m:t>C</m:t>
+              <m:t>OD</m:t>
             </m:r>
           </m:e>
-          <m:sup>
-            <m:r>
-              <m:t>′</m:t>
-            </m:r>
-          </m:sup>
-        </m:sSup>
-        <m:sSup>
+        </m:acc>
+        <m:r>
+          <m:t>+</m:t>
+        </m:r>
+        <m:acc>
+          <m:accPr>
+            <m:chr m:val="⃗"/>
+          </m:accPr>
           <m:e>
             <m:r>
-              <m:t>D</m:t>
+              <m:t>OB</m:t>
             </m:r>
           </m:e>
-          <m:sup>
-            <m:r>
-              <m:t>′</m:t>
-            </m:r>
-          </m:sup>
-        </m:sSup>
-      </m:oMath>
-      <w:r>
-        <w:rPr>
-          <w:rFonts w:ascii="Times New Roman" w:hAnsi="Times New Roman" w:eastAsia="Times New Roman" w:cs="Times New Roman"/>
-          <w:sz w:val="24"/>
-        </w:rPr>
-        <w:t xml:space="preserve"> có đỉnh </w:t>
-      </w:r>
-      <m:oMath>
-        <m:sSup>
+        </m:acc>
+        <m:r>
+          <m:t>=3</m:t>
+        </m:r>
+        <m:acc>
+          <m:accPr>
+            <m:chr m:val="⃗"/>
+          </m:accPr>
           <m:e>
             <m:r>
-              <m:t>A</m:t>
+              <m:t>i</m:t>
             </m:r>
           </m:e>
-          <m:sup>
-            <m:r>
-              <m:t>′</m:t>
-            </m:r>
-          </m:sup>
-        </m:sSup>
-      </m:oMath>
-      <w:r>
-        <w:rPr>
-          <w:rFonts w:ascii="Times New Roman" w:hAnsi="Times New Roman" w:eastAsia="Times New Roman" w:cs="Times New Roman"/>
-          <w:sz w:val="24"/>
-        </w:rPr>
-        <w:t xml:space="preserve"> trùng với gốc </w:t>
-      </w:r>
-      <m:oMath>
-        <m:r>
-          <m:t>O</m:t>
-        </m:r>
-      </m:oMath>
-      <w:r>
-        <w:rPr>
-          <w:rFonts w:ascii="Times New Roman" w:hAnsi="Times New Roman" w:eastAsia="Times New Roman" w:cs="Times New Roman"/>
-          <w:sz w:val="24"/>
-        </w:rPr>
-        <w:t xml:space="preserve"> và các đỉnh </w:t>
-      </w:r>
-      <m:oMath>
-        <m:sSup>
+        </m:acc>
+        <m:r>
+          <m:t>+4</m:t>
+        </m:r>
+        <m:acc>
+          <m:accPr>
+            <m:chr m:val="⃗"/>
+          </m:accPr>
           <m:e>
             <m:r>
-              <m:t>D</m:t>
+              <m:t>j</m:t>
             </m:r>
           </m:e>
-          <m:sup>
-            <m:r>
-              <m:t>′</m:t>
-            </m:r>
-          </m:sup>
-        </m:sSup>
-      </m:oMath>
-      <w:r>
-        <w:rPr>
-          <w:rFonts w:ascii="Times New Roman" w:hAnsi="Times New Roman" w:eastAsia="Times New Roman" w:cs="Times New Roman"/>
-          <w:sz w:val="24"/>
-        </w:rPr>
-        <w:t xml:space="preserve">, </w:t>
-      </w:r>
-      <m:oMath>
-        <m:sSup>
+        </m:acc>
+        <m:r>
+          <m:t>+3</m:t>
+        </m:r>
+        <m:acc>
+          <m:accPr>
+            <m:chr m:val="⃗"/>
+          </m:accPr>
           <m:e>
             <m:r>
-              <m:t>B</m:t>
+              <m:t>k</m:t>
             </m:r>
           </m:e>
-          <m:sup>
-            <m:r>
-              <m:t>′</m:t>
-            </m:r>
-          </m:sup>
-        </m:sSup>
-      </m:oMath>
-      <w:r>
-        <w:rPr>
-          <w:rFonts w:ascii="Times New Roman" w:hAnsi="Times New Roman" w:eastAsia="Times New Roman" w:cs="Times New Roman"/>
-          <w:sz w:val="24"/>
-        </w:rPr>
-        <w:t xml:space="preserve">, </w:t>
-      </w:r>
-      <m:oMath>
-        <m:r>
-          <m:t>A</m:t>
-        </m:r>
-      </m:oMath>
-      <w:r>
-        <w:rPr>
-          <w:rFonts w:ascii="Times New Roman" w:hAnsi="Times New Roman" w:eastAsia="Times New Roman" w:cs="Times New Roman"/>
-          <w:sz w:val="24"/>
-        </w:rPr>
-        <w:t xml:space="preserve"> lần lượt thuộc các tia </w:t>
-      </w:r>
-      <m:oMath>
-        <m:r>
-          <m:t>Ox</m:t>
-        </m:r>
-      </m:oMath>
-      <w:r>
-        <w:rPr>
-          <w:rFonts w:ascii="Times New Roman" w:hAnsi="Times New Roman" w:eastAsia="Times New Roman" w:cs="Times New Roman"/>
-          <w:sz w:val="24"/>
-        </w:rPr>
-        <w:t xml:space="preserve">, </w:t>
-      </w:r>
-      <m:oMath>
-        <m:r>
-          <m:t>Oy</m:t>
-        </m:r>
-      </m:oMath>
-      <w:r>
-        <w:rPr>
-          <w:rFonts w:ascii="Times New Roman" w:hAnsi="Times New Roman" w:eastAsia="Times New Roman" w:cs="Times New Roman"/>
-          <w:sz w:val="24"/>
-        </w:rPr>
-        <w:t xml:space="preserve">, </w:t>
-      </w:r>
-      <m:oMath>
-        <m:r>
-          <m:t>Oz</m:t>
-        </m:r>
-      </m:oMath>
-      <w:r>
-        <w:rPr>
-          <w:rFonts w:ascii="Times New Roman" w:hAnsi="Times New Roman" w:eastAsia="Times New Roman" w:cs="Times New Roman"/>
-          <w:sz w:val="24"/>
-        </w:rPr>
-        <w:t xml:space="preserve"> (H.2.40). Giả sử đỉnh </w:t>
-      </w:r>
-      <m:oMath>
-        <m:r>
-          <m:t>C</m:t>
-        </m:r>
-      </m:oMath>
-      <w:r>
-        <w:rPr>
-          <w:rFonts w:ascii="Times New Roman" w:hAnsi="Times New Roman" w:eastAsia="Times New Roman" w:cs="Times New Roman"/>
-          <w:sz w:val="24"/>
-        </w:rPr>
-        <w:t xml:space="preserve"> có toạ độ là </w:t>
+        </m:acc>
+      </m:oMath>
+      <w:r>
+        <w:rPr>
+          <w:rFonts w:ascii="Times New Roman" w:hAnsi="Times New Roman" w:eastAsia="Times New Roman" w:cs="Times New Roman"/>
+          <w:sz w:val="24"/>
+        </w:rPr>
+        <w:t xml:space="preserve">. Vì vậy, toạ độ của điểm </w:t>
+      </w:r>
+      <m:oMath>
+        <m:r>
+          <m:t>M</m:t>
+        </m:r>
+      </m:oMath>
+      <w:r>
+        <w:rPr>
+          <w:rFonts w:ascii="Times New Roman" w:hAnsi="Times New Roman" w:eastAsia="Times New Roman" w:cs="Times New Roman"/>
+          <w:sz w:val="24"/>
+        </w:rPr>
+        <w:t xml:space="preserve"> là </w:t>
       </w:r>
       <m:oMath>
         <m:d>
@@ -5990,19 +5719,19 @@
           </m:dPr>
           <m:e>
             <m:r>
-              <m:t>2</m:t>
+              <m:t>3</m:t>
             </m:r>
             <m:r>
               <m:t>;</m:t>
             </m:r>
             <m:r>
+              <m:t>4</m:t>
+            </m:r>
+            <m:r>
+              <m:t>;</m:t>
+            </m:r>
+            <m:r>
               <m:t>3</m:t>
-            </m:r>
-            <m:r>
-              <m:t>;</m:t>
-            </m:r>
-            <m:r>
-              <m:t>5</m:t>
             </m:r>
           </m:e>
         </m:d>
@@ -6012,73 +5741,40 @@
           <w:rFonts w:ascii="Times New Roman" w:hAnsi="Times New Roman" w:eastAsia="Times New Roman" w:cs="Times New Roman"/>
           <w:sz w:val="24"/>
         </w:rPr>
-        <w:t xml:space="preserve"> đối với hệ toạ độ </w:t>
-      </w:r>
-      <m:oMath>
-        <m:r>
-          <m:t>Oxyz</m:t>
-        </m:r>
-      </m:oMath>
-      <w:r>
-        <w:rPr>
-          <w:rFonts w:ascii="Times New Roman" w:hAnsi="Times New Roman" w:eastAsia="Times New Roman" w:cs="Times New Roman"/>
-          <w:sz w:val="24"/>
-        </w:rPr>
-        <w:t xml:space="preserve">, hãy tìm toạ độ của các đỉnh </w:t>
-      </w:r>
-      <m:oMath>
-        <m:sSup>
-          <m:e>
-            <m:r>
-              <m:t>D</m:t>
-            </m:r>
-          </m:e>
-          <m:sup>
-            <m:r>
-              <m:t>′</m:t>
-            </m:r>
-          </m:sup>
-        </m:sSup>
-      </m:oMath>
-      <w:r>
-        <w:rPr>
-          <w:rFonts w:ascii="Times New Roman" w:hAnsi="Times New Roman" w:eastAsia="Times New Roman" w:cs="Times New Roman"/>
-          <w:sz w:val="24"/>
-        </w:rPr>
-        <w:t xml:space="preserve">, </w:t>
-      </w:r>
-      <m:oMath>
-        <m:sSup>
-          <m:e>
-            <m:r>
-              <m:t>B</m:t>
-            </m:r>
-          </m:e>
-          <m:sup>
-            <m:r>
-              <m:t>′</m:t>
-            </m:r>
-          </m:sup>
-        </m:sSup>
-      </m:oMath>
-      <w:r>
-        <w:rPr>
-          <w:rFonts w:ascii="Times New Roman" w:hAnsi="Times New Roman" w:eastAsia="Times New Roman" w:cs="Times New Roman"/>
-          <w:sz w:val="24"/>
-        </w:rPr>
-        <w:t xml:space="preserve">, </w:t>
-      </w:r>
-      <m:oMath>
-        <m:r>
-          <m:t>A</m:t>
-        </m:r>
-      </m:oMath>
-      <w:r>
-        <w:rPr>
-          <w:rFonts w:ascii="Times New Roman" w:hAnsi="Times New Roman" w:eastAsia="Times New Roman" w:cs="Times New Roman"/>
-          <w:sz w:val="24"/>
-        </w:rPr>
-        <w:t xml:space="preserve"> đối với hệ toạ độ đó.</w:t>
+        <w:t>.</w:t>
+      </w:r>
+    </w:p>
+    <w:p>
+      <w:pPr>
+        <w:spacing w:before="0" w:after="60" w:line="264" w:lineRule="auto"/>
+        <w:jc w:val="both"/>
+      </w:pPr>
+      <w:r>
+        <w:rPr>
+          <w:rFonts w:ascii="Times New Roman" w:hAnsi="Times New Roman" w:eastAsia="Times New Roman" w:cs="Times New Roman"/>
+          <w:b/>
+          <w:sz w:val="24"/>
+        </w:rPr>
+        <w:t>Luyện tập 2 (SGK tr.62).</w:t>
+      </w:r>
+      <w:r>
+        <w:rPr>
+          <w:rFonts w:ascii="Times New Roman" w:hAnsi="Times New Roman" w:eastAsia="Times New Roman" w:cs="Times New Roman"/>
+          <w:sz w:val="24"/>
+        </w:rPr>
+        <w:t xml:space="preserve"> Tìm toạ độ của điểm </w:t>
+      </w:r>
+      <m:oMath>
+        <m:r>
+          <m:t>N</m:t>
+        </m:r>
+      </m:oMath>
+      <w:r>
+        <w:rPr>
+          <w:rFonts w:ascii="Times New Roman" w:hAnsi="Times New Roman" w:eastAsia="Times New Roman" w:cs="Times New Roman"/>
+          <w:sz w:val="24"/>
+        </w:rPr>
+        <w:t xml:space="preserve"> trong Hình 2.39.</w:t>
       </w:r>
     </w:p>
     <w:p>
@@ -6089,8 +5785,373 @@
       <w:r>
         <w:drawing>
           <wp:inline xmlns:a="http://schemas.openxmlformats.org/drawingml/2006/main" xmlns:pic="http://schemas.openxmlformats.org/drawingml/2006/picture">
+            <wp:extent cx="1440000" cy="1271890"/>
+            <wp:docPr id="8" name="Picture 8"/>
+            <wp:cNvGraphicFramePr>
+              <a:graphicFrameLocks noChangeAspect="1"/>
+            </wp:cNvGraphicFramePr>
+            <a:graphic>
+              <a:graphicData uri="http://schemas.openxmlformats.org/drawingml/2006/picture">
+                <pic:pic>
+                  <pic:nvPicPr>
+                    <pic:cNvPr id="0" name="h239.png"/>
+                    <pic:cNvPicPr/>
+                  </pic:nvPicPr>
+                  <pic:blipFill>
+                    <a:blip r:embed="rId18"/>
+                    <a:stretch>
+                      <a:fillRect/>
+                    </a:stretch>
+                  </pic:blipFill>
+                  <pic:spPr>
+                    <a:xfrm>
+                      <a:off x="0" y="0"/>
+                      <a:ext cx="1440000" cy="1271890"/>
+                    </a:xfrm>
+                    <a:prstGeom prst="rect"/>
+                  </pic:spPr>
+                </pic:pic>
+              </a:graphicData>
+            </a:graphic>
+          </wp:inline>
+        </w:drawing>
+      </w:r>
+    </w:p>
+    <w:p>
+      <w:pPr>
+        <w:spacing w:before="0" w:after="60" w:line="264" w:lineRule="auto"/>
+        <w:jc w:val="both"/>
+      </w:pPr>
+      <w:r>
+        <w:rPr>
+          <w:rFonts w:ascii="Times New Roman" w:hAnsi="Times New Roman" w:eastAsia="Times New Roman" w:cs="Times New Roman"/>
+          <w:b/>
+          <w:sz w:val="24"/>
+        </w:rPr>
+        <w:t>Ví dụ 3 (SGK tr.62).</w:t>
+      </w:r>
+      <w:r>
+        <w:rPr>
+          <w:rFonts w:ascii="Times New Roman" w:hAnsi="Times New Roman" w:eastAsia="Times New Roman" w:cs="Times New Roman"/>
+          <w:sz w:val="24"/>
+        </w:rPr>
+        <w:t xml:space="preserve"> Trong không gian </w:t>
+      </w:r>
+      <m:oMath>
+        <m:r>
+          <m:t>Oxyz</m:t>
+        </m:r>
+      </m:oMath>
+      <w:r>
+        <w:rPr>
+          <w:rFonts w:ascii="Times New Roman" w:hAnsi="Times New Roman" w:eastAsia="Times New Roman" w:cs="Times New Roman"/>
+          <w:sz w:val="24"/>
+        </w:rPr>
+        <w:t xml:space="preserve">, cho hình hộp chữ nhật </w:t>
+      </w:r>
+      <m:oMath>
+        <m:r>
+          <m:t>ABCD.</m:t>
+        </m:r>
+        <m:sSup>
+          <m:e>
+            <m:r>
+              <m:t>A</m:t>
+            </m:r>
+          </m:e>
+          <m:sup>
+            <m:r>
+              <m:t>′</m:t>
+            </m:r>
+          </m:sup>
+        </m:sSup>
+        <m:sSup>
+          <m:e>
+            <m:r>
+              <m:t>B</m:t>
+            </m:r>
+          </m:e>
+          <m:sup>
+            <m:r>
+              <m:t>′</m:t>
+            </m:r>
+          </m:sup>
+        </m:sSup>
+        <m:sSup>
+          <m:e>
+            <m:r>
+              <m:t>C</m:t>
+            </m:r>
+          </m:e>
+          <m:sup>
+            <m:r>
+              <m:t>′</m:t>
+            </m:r>
+          </m:sup>
+        </m:sSup>
+        <m:sSup>
+          <m:e>
+            <m:r>
+              <m:t>D</m:t>
+            </m:r>
+          </m:e>
+          <m:sup>
+            <m:r>
+              <m:t>′</m:t>
+            </m:r>
+          </m:sup>
+        </m:sSup>
+      </m:oMath>
+      <w:r>
+        <w:rPr>
+          <w:rFonts w:ascii="Times New Roman" w:hAnsi="Times New Roman" w:eastAsia="Times New Roman" w:cs="Times New Roman"/>
+          <w:sz w:val="24"/>
+        </w:rPr>
+        <w:t xml:space="preserve"> có đỉnh </w:t>
+      </w:r>
+      <m:oMath>
+        <m:sSup>
+          <m:e>
+            <m:r>
+              <m:t>A</m:t>
+            </m:r>
+          </m:e>
+          <m:sup>
+            <m:r>
+              <m:t>′</m:t>
+            </m:r>
+          </m:sup>
+        </m:sSup>
+      </m:oMath>
+      <w:r>
+        <w:rPr>
+          <w:rFonts w:ascii="Times New Roman" w:hAnsi="Times New Roman" w:eastAsia="Times New Roman" w:cs="Times New Roman"/>
+          <w:sz w:val="24"/>
+        </w:rPr>
+        <w:t xml:space="preserve"> trùng với gốc </w:t>
+      </w:r>
+      <m:oMath>
+        <m:r>
+          <m:t>O</m:t>
+        </m:r>
+      </m:oMath>
+      <w:r>
+        <w:rPr>
+          <w:rFonts w:ascii="Times New Roman" w:hAnsi="Times New Roman" w:eastAsia="Times New Roman" w:cs="Times New Roman"/>
+          <w:sz w:val="24"/>
+        </w:rPr>
+        <w:t xml:space="preserve"> và các đỉnh </w:t>
+      </w:r>
+      <m:oMath>
+        <m:sSup>
+          <m:e>
+            <m:r>
+              <m:t>D</m:t>
+            </m:r>
+          </m:e>
+          <m:sup>
+            <m:r>
+              <m:t>′</m:t>
+            </m:r>
+          </m:sup>
+        </m:sSup>
+      </m:oMath>
+      <w:r>
+        <w:rPr>
+          <w:rFonts w:ascii="Times New Roman" w:hAnsi="Times New Roman" w:eastAsia="Times New Roman" w:cs="Times New Roman"/>
+          <w:sz w:val="24"/>
+        </w:rPr>
+        <w:t xml:space="preserve">, </w:t>
+      </w:r>
+      <m:oMath>
+        <m:sSup>
+          <m:e>
+            <m:r>
+              <m:t>B</m:t>
+            </m:r>
+          </m:e>
+          <m:sup>
+            <m:r>
+              <m:t>′</m:t>
+            </m:r>
+          </m:sup>
+        </m:sSup>
+      </m:oMath>
+      <w:r>
+        <w:rPr>
+          <w:rFonts w:ascii="Times New Roman" w:hAnsi="Times New Roman" w:eastAsia="Times New Roman" w:cs="Times New Roman"/>
+          <w:sz w:val="24"/>
+        </w:rPr>
+        <w:t xml:space="preserve">, </w:t>
+      </w:r>
+      <m:oMath>
+        <m:r>
+          <m:t>A</m:t>
+        </m:r>
+      </m:oMath>
+      <w:r>
+        <w:rPr>
+          <w:rFonts w:ascii="Times New Roman" w:hAnsi="Times New Roman" w:eastAsia="Times New Roman" w:cs="Times New Roman"/>
+          <w:sz w:val="24"/>
+        </w:rPr>
+        <w:t xml:space="preserve"> lần lượt thuộc các tia </w:t>
+      </w:r>
+      <m:oMath>
+        <m:r>
+          <m:t>Ox</m:t>
+        </m:r>
+      </m:oMath>
+      <w:r>
+        <w:rPr>
+          <w:rFonts w:ascii="Times New Roman" w:hAnsi="Times New Roman" w:eastAsia="Times New Roman" w:cs="Times New Roman"/>
+          <w:sz w:val="24"/>
+        </w:rPr>
+        <w:t xml:space="preserve">, </w:t>
+      </w:r>
+      <m:oMath>
+        <m:r>
+          <m:t>Oy</m:t>
+        </m:r>
+      </m:oMath>
+      <w:r>
+        <w:rPr>
+          <w:rFonts w:ascii="Times New Roman" w:hAnsi="Times New Roman" w:eastAsia="Times New Roman" w:cs="Times New Roman"/>
+          <w:sz w:val="24"/>
+        </w:rPr>
+        <w:t xml:space="preserve">, </w:t>
+      </w:r>
+      <m:oMath>
+        <m:r>
+          <m:t>Oz</m:t>
+        </m:r>
+      </m:oMath>
+      <w:r>
+        <w:rPr>
+          <w:rFonts w:ascii="Times New Roman" w:hAnsi="Times New Roman" w:eastAsia="Times New Roman" w:cs="Times New Roman"/>
+          <w:sz w:val="24"/>
+        </w:rPr>
+        <w:t xml:space="preserve"> (H.2.40). Giả sử đỉnh </w:t>
+      </w:r>
+      <m:oMath>
+        <m:r>
+          <m:t>C</m:t>
+        </m:r>
+      </m:oMath>
+      <w:r>
+        <w:rPr>
+          <w:rFonts w:ascii="Times New Roman" w:hAnsi="Times New Roman" w:eastAsia="Times New Roman" w:cs="Times New Roman"/>
+          <w:sz w:val="24"/>
+        </w:rPr>
+        <w:t xml:space="preserve"> có toạ độ là </w:t>
+      </w:r>
+      <m:oMath>
+        <m:d>
+          <m:dPr>
+            <m:sepChr m:val=""/>
+          </m:dPr>
+          <m:e>
+            <m:r>
+              <m:t>2</m:t>
+            </m:r>
+            <m:r>
+              <m:t>;</m:t>
+            </m:r>
+            <m:r>
+              <m:t>3</m:t>
+            </m:r>
+            <m:r>
+              <m:t>;</m:t>
+            </m:r>
+            <m:r>
+              <m:t>5</m:t>
+            </m:r>
+          </m:e>
+        </m:d>
+      </m:oMath>
+      <w:r>
+        <w:rPr>
+          <w:rFonts w:ascii="Times New Roman" w:hAnsi="Times New Roman" w:eastAsia="Times New Roman" w:cs="Times New Roman"/>
+          <w:sz w:val="24"/>
+        </w:rPr>
+        <w:t xml:space="preserve"> đối với hệ toạ độ </w:t>
+      </w:r>
+      <m:oMath>
+        <m:r>
+          <m:t>Oxyz</m:t>
+        </m:r>
+      </m:oMath>
+      <w:r>
+        <w:rPr>
+          <w:rFonts w:ascii="Times New Roman" w:hAnsi="Times New Roman" w:eastAsia="Times New Roman" w:cs="Times New Roman"/>
+          <w:sz w:val="24"/>
+        </w:rPr>
+        <w:t xml:space="preserve">, hãy tìm toạ độ của các đỉnh </w:t>
+      </w:r>
+      <m:oMath>
+        <m:sSup>
+          <m:e>
+            <m:r>
+              <m:t>D</m:t>
+            </m:r>
+          </m:e>
+          <m:sup>
+            <m:r>
+              <m:t>′</m:t>
+            </m:r>
+          </m:sup>
+        </m:sSup>
+      </m:oMath>
+      <w:r>
+        <w:rPr>
+          <w:rFonts w:ascii="Times New Roman" w:hAnsi="Times New Roman" w:eastAsia="Times New Roman" w:cs="Times New Roman"/>
+          <w:sz w:val="24"/>
+        </w:rPr>
+        <w:t xml:space="preserve">, </w:t>
+      </w:r>
+      <m:oMath>
+        <m:sSup>
+          <m:e>
+            <m:r>
+              <m:t>B</m:t>
+            </m:r>
+          </m:e>
+          <m:sup>
+            <m:r>
+              <m:t>′</m:t>
+            </m:r>
+          </m:sup>
+        </m:sSup>
+      </m:oMath>
+      <w:r>
+        <w:rPr>
+          <w:rFonts w:ascii="Times New Roman" w:hAnsi="Times New Roman" w:eastAsia="Times New Roman" w:cs="Times New Roman"/>
+          <w:sz w:val="24"/>
+        </w:rPr>
+        <w:t xml:space="preserve">, </w:t>
+      </w:r>
+      <m:oMath>
+        <m:r>
+          <m:t>A</m:t>
+        </m:r>
+      </m:oMath>
+      <w:r>
+        <w:rPr>
+          <w:rFonts w:ascii="Times New Roman" w:hAnsi="Times New Roman" w:eastAsia="Times New Roman" w:cs="Times New Roman"/>
+          <w:sz w:val="24"/>
+        </w:rPr>
+        <w:t xml:space="preserve"> đối với hệ toạ độ đó.</w:t>
+      </w:r>
+    </w:p>
+    <w:p>
+      <w:pPr>
+        <w:spacing w:before="40" w:after="80" w:line="264" w:lineRule="auto"/>
+        <w:jc w:val="center"/>
+      </w:pPr>
+      <w:r>
+        <w:drawing>
+          <wp:inline xmlns:a="http://schemas.openxmlformats.org/drawingml/2006/main" xmlns:pic="http://schemas.openxmlformats.org/drawingml/2006/picture">
             <wp:extent cx="1440000" cy="1149186"/>
-            <wp:docPr id="8" name="Picture 8"/>
+            <wp:docPr id="9" name="Picture 9"/>
             <wp:cNvGraphicFramePr>
               <a:graphicFrameLocks noChangeAspect="1"/>
             </wp:cNvGraphicFramePr>
@@ -6102,7 +6163,7 @@
                     <pic:cNvPicPr/>
                   </pic:nvPicPr>
                   <pic:blipFill>
-                    <a:blip r:embed="rId18"/>
+                    <a:blip r:embed="rId19"/>
                     <a:stretch>
                       <a:fillRect/>
                     </a:stretch>
@@ -8357,7 +8418,7 @@
         <w:drawing>
           <wp:inline xmlns:a="http://schemas.openxmlformats.org/drawingml/2006/main" xmlns:pic="http://schemas.openxmlformats.org/drawingml/2006/picture">
             <wp:extent cx="1296000" cy="956373"/>
-            <wp:docPr id="9" name="Picture 9"/>
+            <wp:docPr id="10" name="Picture 10"/>
             <wp:cNvGraphicFramePr>
               <a:graphicFrameLocks noChangeAspect="1"/>
             </wp:cNvGraphicFramePr>
@@ -8369,7 +8430,7 @@
                     <pic:cNvPicPr/>
                   </pic:nvPicPr>
                   <pic:blipFill>
-                    <a:blip r:embed="rId19"/>
+                    <a:blip r:embed="rId20"/>
                     <a:stretch>
                       <a:fillRect/>
                     </a:stretch>
@@ -10099,7 +10160,7 @@
         <w:drawing>
           <wp:inline xmlns:a="http://schemas.openxmlformats.org/drawingml/2006/main" xmlns:pic="http://schemas.openxmlformats.org/drawingml/2006/picture">
             <wp:extent cx="1655999" cy="989380"/>
-            <wp:docPr id="10" name="Picture 10"/>
+            <wp:docPr id="11" name="Picture 11"/>
             <wp:cNvGraphicFramePr>
               <a:graphicFrameLocks noChangeAspect="1"/>
             </wp:cNvGraphicFramePr>
@@ -10111,7 +10172,7 @@
                     <pic:cNvPicPr/>
                   </pic:nvPicPr>
                   <pic:blipFill>
-                    <a:blip r:embed="rId20"/>
+                    <a:blip r:embed="rId21"/>
                     <a:stretch>
                       <a:fillRect/>
                     </a:stretch>
@@ -10901,7 +10962,7 @@
         <w:drawing>
           <wp:inline xmlns:a="http://schemas.openxmlformats.org/drawingml/2006/main" xmlns:pic="http://schemas.openxmlformats.org/drawingml/2006/picture">
             <wp:extent cx="1980000" cy="1764245"/>
-            <wp:docPr id="11" name="Picture 11"/>
+            <wp:docPr id="12" name="Picture 12"/>
             <wp:cNvGraphicFramePr>
               <a:graphicFrameLocks noChangeAspect="1"/>
             </wp:cNvGraphicFramePr>
@@ -10913,7 +10974,7 @@
                     <pic:cNvPicPr/>
                   </pic:nvPicPr>
                   <pic:blipFill>
-                    <a:blip r:embed="rId21"/>
+                    <a:blip r:embed="rId22"/>
                     <a:stretch>
                       <a:fillRect/>
                     </a:stretch>
@@ -13127,7 +13188,7 @@
         <w:drawing>
           <wp:inline xmlns:a="http://schemas.openxmlformats.org/drawingml/2006/main" xmlns:pic="http://schemas.openxmlformats.org/drawingml/2006/picture">
             <wp:extent cx="1800000" cy="1623132"/>
-            <wp:docPr id="12" name="Picture 12"/>
+            <wp:docPr id="13" name="Picture 13"/>
             <wp:cNvGraphicFramePr>
               <a:graphicFrameLocks noChangeAspect="1"/>
             </wp:cNvGraphicFramePr>
@@ -13139,7 +13200,7 @@
                     <pic:cNvPicPr/>
                   </pic:nvPicPr>
                   <pic:blipFill>
-                    <a:blip r:embed="rId22"/>
+                    <a:blip r:embed="rId23"/>
                     <a:stretch>
                       <a:fillRect/>
                     </a:stretch>
@@ -13622,7 +13683,7 @@
         <w:drawing>
           <wp:inline xmlns:a="http://schemas.openxmlformats.org/drawingml/2006/main" xmlns:pic="http://schemas.openxmlformats.org/drawingml/2006/picture">
             <wp:extent cx="6300000" cy="3537572"/>
-            <wp:docPr id="13" name="Picture 13"/>
+            <wp:docPr id="14" name="Picture 14"/>
             <wp:cNvGraphicFramePr>
               <a:graphicFrameLocks noChangeAspect="1"/>
             </wp:cNvGraphicFramePr>
@@ -13634,7 +13695,7 @@
                     <pic:cNvPicPr/>
                   </pic:nvPicPr>
                   <pic:blipFill>
-                    <a:blip r:embed="rId23"/>
+                    <a:blip r:embed="rId24"/>
                     <a:stretch>
                       <a:fillRect/>
                     </a:stretch>
@@ -13695,7 +13756,7 @@
               <w:drawing>
                 <wp:inline xmlns:a="http://schemas.openxmlformats.org/drawingml/2006/main" xmlns:pic="http://schemas.openxmlformats.org/drawingml/2006/picture">
                   <wp:extent cx="1296000" cy="1296000"/>
-                  <wp:docPr id="14" name="Picture 14"/>
+                  <wp:docPr id="15" name="Picture 15"/>
                   <wp:cNvGraphicFramePr>
                     <a:graphicFrameLocks noChangeAspect="1"/>
                   </wp:cNvGraphicFramePr>
@@ -13707,7 +13768,7 @@
                           <pic:cNvPicPr/>
                         </pic:nvPicPr>
                         <pic:blipFill>
-                          <a:blip r:embed="rId24"/>
+                          <a:blip r:embed="rId25"/>
                           <a:stretch>
                             <a:fillRect/>
                           </a:stretch>
@@ -20075,7 +20136,7 @@
         <w:drawing>
           <wp:inline xmlns:a="http://schemas.openxmlformats.org/drawingml/2006/main" xmlns:pic="http://schemas.openxmlformats.org/drawingml/2006/picture">
             <wp:extent cx="1440000" cy="1354172"/>
-            <wp:docPr id="15" name="Picture 15"/>
+            <wp:docPr id="16" name="Picture 16"/>
             <wp:cNvGraphicFramePr>
               <a:graphicFrameLocks noChangeAspect="1"/>
             </wp:cNvGraphicFramePr>
@@ -20087,7 +20148,7 @@
                     <pic:cNvPicPr/>
                   </pic:nvPicPr>
                   <pic:blipFill>
-                    <a:blip r:embed="rId25"/>
+                    <a:blip r:embed="rId26"/>
                     <a:stretch>
                       <a:fillRect/>
                     </a:stretch>
@@ -20370,7 +20431,7 @@
         <w:drawing>
           <wp:inline xmlns:a="http://schemas.openxmlformats.org/drawingml/2006/main" xmlns:pic="http://schemas.openxmlformats.org/drawingml/2006/picture">
             <wp:extent cx="1440000" cy="1195294"/>
-            <wp:docPr id="16" name="Picture 16"/>
+            <wp:docPr id="17" name="Picture 17"/>
             <wp:cNvGraphicFramePr>
               <a:graphicFrameLocks noChangeAspect="1"/>
             </wp:cNvGraphicFramePr>
@@ -20382,7 +20443,7 @@
                     <pic:cNvPicPr/>
                   </pic:nvPicPr>
                   <pic:blipFill>
-                    <a:blip r:embed="rId26"/>
+                    <a:blip r:embed="rId27"/>
                     <a:stretch>
                       <a:fillRect/>
                     </a:stretch>
@@ -22338,6 +22399,84 @@
                 <w:sz w:val="24"/>
               </w:rPr>
               <w:t>Dùng ở</w:t>
+            </w:r>
+          </w:p>
+        </w:tc>
+      </w:tr>
+      <w:tr>
+        <w:tc>
+          <w:tcPr>
+            <w:tcW w:type="dxa" w:w="3061"/>
+            <w:vAlign w:val="center"/>
+          </w:tcPr>
+          <w:p>
+            <w:pPr>
+              <w:spacing w:before="0" w:after="20" w:line="264" w:lineRule="auto"/>
+              <w:jc w:val="left"/>
+            </w:pPr>
+            <w:r>
+              <w:rPr>
+                <w:rFonts w:ascii="Times New Roman" w:hAnsi="Times New Roman" w:eastAsia="Times New Roman" w:cs="Times New Roman"/>
+                <w:sz w:val="24"/>
+              </w:rPr>
+              <w:t>Video mở đầu – Bài 7. Hệ trục toạ độ trong không gian (GV tự dựng)</w:t>
+            </w:r>
+          </w:p>
+        </w:tc>
+        <w:tc>
+          <w:tcPr>
+            <w:tcW w:type="dxa" w:w="2041"/>
+            <w:vAlign w:val="center"/>
+          </w:tcPr>
+          <w:p>
+            <w:pPr>
+              <w:spacing w:before="0" w:after="20" w:line="264" w:lineRule="auto"/>
+              <w:jc w:val="center"/>
+            </w:pPr>
+            <w:r>
+              <w:rPr>
+                <w:rFonts w:ascii="Times New Roman" w:hAnsi="Times New Roman" w:eastAsia="Times New Roman" w:cs="Times New Roman"/>
+                <w:sz w:val="24"/>
+              </w:rPr>
+              <w:t>Taode_thi_online (ảnh Wikimedia Commons, giọng đọc tổng hợp)</w:t>
+            </w:r>
+          </w:p>
+        </w:tc>
+        <w:tc>
+          <w:tcPr>
+            <w:tcW w:type="dxa" w:w="3061"/>
+            <w:vAlign w:val="center"/>
+          </w:tcPr>
+          <w:p>
+            <w:pPr>
+              <w:spacing w:before="0" w:after="20" w:line="264" w:lineRule="auto"/>
+              <w:jc w:val="center"/>
+            </w:pPr>
+            <w:r>
+              <w:rPr>
+                <w:rFonts w:ascii="Times New Roman" w:hAnsi="Times New Roman" w:eastAsia="Times New Roman" w:cs="Times New Roman"/>
+                <w:sz w:val="24"/>
+              </w:rPr>
+              <w:t>https://trangtu66.github.io/Taode_thi_online/mon/toan/video/lop12/VIDEO_MoDau_TOAN12_Bai7_HeTrucToaDo.mp4</w:t>
+            </w:r>
+          </w:p>
+        </w:tc>
+        <w:tc>
+          <w:tcPr>
+            <w:tcW w:type="dxa" w:w="2041"/>
+            <w:vAlign w:val="center"/>
+          </w:tcPr>
+          <w:p>
+            <w:pPr>
+              <w:spacing w:before="0" w:after="20" w:line="264" w:lineRule="auto"/>
+              <w:jc w:val="center"/>
+            </w:pPr>
+            <w:r>
+              <w:rPr>
+                <w:rFonts w:ascii="Times New Roman" w:hAnsi="Times New Roman" w:eastAsia="Times New Roman" w:cs="Times New Roman"/>
+                <w:sz w:val="24"/>
+              </w:rPr>
+              <w:t>HĐ1 – chiếu đầu Tiết 1</w:t>
             </w:r>
           </w:p>
         </w:tc>
